--- a/Progres-Fatimah/Jurnal Submit/submit/FID/Yoifah 3/FID_Title_Page.docx
+++ b/Progres-Fatimah/Jurnal Submit/submit/FID/Yoifah 3/FID_Title_Page.docx
@@ -53,13 +53,8 @@
       <w:pPr>
         <w:spacing w:after="0" w:line="480" w:lineRule="auto"/>
       </w:pPr>
-      <w:proofErr w:type="spellStart"/>
       <w:r>
-        <w:t>Yoifah</w:t>
-      </w:r>
-      <w:proofErr w:type="spellEnd"/>
-      <w:r>
-        <w:t xml:space="preserve"> Rizka Wedarti</w:t>
+        <w:t>Yoifah Rizka Wedarti</w:t>
       </w:r>
       <w:r>
         <w:rPr>
@@ -105,10 +100,10 @@
         <w:rPr>
           <w:vertAlign w:val="superscript"/>
         </w:rPr>
-        <w:t xml:space="preserve">1 </w:t>
+        <w:t>1</w:t>
       </w:r>
       <w:r>
-        <w:t>Doctoral Program of Medical Science, Faculty of Medicine, Universitas Airlangga, Surabaya, Indonesia.</w:t>
+        <w:t xml:space="preserve"> Doctoral Program of Medical Science, Faculty of Medicine, Universitas Airlangga, Surabaya, Indonesia.</w:t>
       </w:r>
     </w:p>
     <w:p>
@@ -119,10 +114,10 @@
         <w:rPr>
           <w:vertAlign w:val="superscript"/>
         </w:rPr>
-        <w:t xml:space="preserve">2 </w:t>
+        <w:t>2</w:t>
       </w:r>
       <w:r>
-        <w:t>Department of Periodontology, Faculty of Dentistry, Universitas Hang Tuah, Surabaya, Indonesia.</w:t>
+        <w:t xml:space="preserve"> Department of Periodontology, Faculty of Dentistry, Universitas Hang Tuah, Surabaya, Indonesia.</w:t>
       </w:r>
     </w:p>
     <w:p>
@@ -557,31 +552,31 @@
       </w:rPr>
     </w:lvl>
   </w:abstractNum>
-  <w:num w:numId="1" w16cid:durableId="1763407174">
+  <w:num w:numId="1" w16cid:durableId="1370959315">
     <w:abstractNumId w:val="8"/>
   </w:num>
-  <w:num w:numId="2" w16cid:durableId="34738514">
+  <w:num w:numId="2" w16cid:durableId="1622371849">
     <w:abstractNumId w:val="6"/>
   </w:num>
-  <w:num w:numId="3" w16cid:durableId="773787963">
+  <w:num w:numId="3" w16cid:durableId="26764668">
     <w:abstractNumId w:val="5"/>
   </w:num>
-  <w:num w:numId="4" w16cid:durableId="911236441">
+  <w:num w:numId="4" w16cid:durableId="77143161">
     <w:abstractNumId w:val="4"/>
   </w:num>
-  <w:num w:numId="5" w16cid:durableId="1700742124">
+  <w:num w:numId="5" w16cid:durableId="1690329347">
     <w:abstractNumId w:val="7"/>
   </w:num>
-  <w:num w:numId="6" w16cid:durableId="556863765">
+  <w:num w:numId="6" w16cid:durableId="2008290563">
     <w:abstractNumId w:val="3"/>
   </w:num>
-  <w:num w:numId="7" w16cid:durableId="1379819364">
+  <w:num w:numId="7" w16cid:durableId="2057700317">
     <w:abstractNumId w:val="2"/>
   </w:num>
-  <w:num w:numId="8" w16cid:durableId="369885686">
+  <w:num w:numId="8" w16cid:durableId="88082020">
     <w:abstractNumId w:val="1"/>
   </w:num>
-  <w:num w:numId="9" w16cid:durableId="1527480300">
+  <w:num w:numId="9" w16cid:durableId="2145543200">
     <w:abstractNumId w:val="0"/>
   </w:num>
 </w:numbering>
